--- a/docx/ru/BUFRCREX_TableB_ru_02.docx
+++ b/docx/ru/BUFRCREX_TableB_ru_02.docx
@@ -2969,7 +2969,7 @@
                 <w:b w:val="0"/>
                 <w:sz w:val="16"/>
               </w:rPr>
-              <w:t>(см. примечание 8)</w:t>
+              <w:t>Note 47: HIRS* эквивалентен: каналам HIRS 1 (669 см-1) 2 (679 см-1) 3 (690 см-1) 4 (2 358 см-1)</w:t>
             </w:r>
           </w:p>
         </w:tc>
@@ -13274,7 +13274,7 @@
                 <w:b w:val="0"/>
                 <w:sz w:val="16"/>
               </w:rPr>
-              <w:t>(см. примечание 9)</w:t>
+              <w:t>Note 157: Эта константа определяется следующим образом: Z = P + радарная константа, где Z = отражательная способность цели в направлении луча (dBZ), а P = входная мощность приемника выше 1 мВт (дБм). Эта константа используется для нормализации сигнала до эквивалентной дальности 100 км.</w:t>
             </w:r>
           </w:p>
         </w:tc>
@@ -19715,7 +19715,7 @@
                 <w:b w:val="0"/>
                 <w:sz w:val="16"/>
               </w:rPr>
-              <w:t>(см. примечание 4)</w:t>
+              <w:t>Note 111: Необходимо отметить, что дескриптор 0 02 140 является полярным углом, измеряемым в направлении против часовой стрелки от вектора движения спутника.</w:t>
             </w:r>
           </w:p>
         </w:tc>
@@ -20038,7 +20038,7 @@
                 <w:b w:val="0"/>
                 <w:sz w:val="16"/>
               </w:rPr>
-              <w:t>(см. примечание 5)</w:t>
+              <w:t>Note 91: Значение исключено. Вместо него следует использовать кодовую цифру 6.</w:t>
             </w:r>
           </w:p>
         </w:tc>
@@ -21649,7 +21649,7 @@
                 <w:b w:val="0"/>
                 <w:sz w:val="16"/>
               </w:rPr>
-              <w:t>(см. примечание 6)</w:t>
+              <w:t>Note 46: Для указания отдельного спутникового прибора вместо дескриптора 0 02 152 следует использовать дескриптор 0 02 019.</w:t>
             </w:r>
           </w:p>
         </w:tc>
@@ -25031,7 +25031,7 @@
                 <w:b w:val="0"/>
                 <w:sz w:val="16"/>
               </w:rPr>
-              <w:t>(см. примечание 7)</w:t>
+              <w:t>Note 124: Квадрат угла вне надира, вычисленный по производным параметрам меандра Ku, единица 10-4 град.2, общее минимальное значение 0, общее максимальное значение 900.</w:t>
             </w:r>
           </w:p>
         </w:tc>

--- a/docx/ru/BUFRCREX_TableB_ru_02.docx
+++ b/docx/ru/BUFRCREX_TableB_ru_02.docx
@@ -239,7 +239,7 @@
                 <w:b w:val="0"/>
                 <w:sz w:val="16"/>
               </w:rPr>
-              <w:t>002001</w:t>
+              <w:t>0 02 001</w:t>
             </w:r>
           </w:p>
         </w:tc>
@@ -403,7 +403,7 @@
                 <w:b w:val="0"/>
                 <w:sz w:val="16"/>
               </w:rPr>
-              <w:t>002002</w:t>
+              <w:t>0 02 002</w:t>
             </w:r>
           </w:p>
         </w:tc>
@@ -567,7 +567,7 @@
                 <w:b w:val="0"/>
                 <w:sz w:val="16"/>
               </w:rPr>
-              <w:t>002003</w:t>
+              <w:t>0 02 003</w:t>
             </w:r>
           </w:p>
         </w:tc>
@@ -731,7 +731,7 @@
                 <w:b w:val="0"/>
                 <w:sz w:val="16"/>
               </w:rPr>
-              <w:t>002004</w:t>
+              <w:t>0 02 004</w:t>
             </w:r>
           </w:p>
         </w:tc>
@@ -895,7 +895,7 @@
                 <w:b w:val="0"/>
                 <w:sz w:val="16"/>
               </w:rPr>
-              <w:t>002005</w:t>
+              <w:t>0 02 005</w:t>
             </w:r>
           </w:p>
         </w:tc>
@@ -1059,7 +1059,7 @@
                 <w:b w:val="0"/>
                 <w:sz w:val="16"/>
               </w:rPr>
-              <w:t>002007</w:t>
+              <w:t>0 02 007</w:t>
             </w:r>
           </w:p>
         </w:tc>
@@ -1223,7 +1223,7 @@
                 <w:b w:val="0"/>
                 <w:sz w:val="16"/>
               </w:rPr>
-              <w:t>002008</w:t>
+              <w:t>0 02 008</w:t>
             </w:r>
           </w:p>
         </w:tc>
@@ -1387,7 +1387,7 @@
                 <w:b w:val="0"/>
                 <w:sz w:val="16"/>
               </w:rPr>
-              <w:t>002011</w:t>
+              <w:t>0 02 011</w:t>
             </w:r>
           </w:p>
         </w:tc>
@@ -1551,7 +1551,7 @@
                 <w:b w:val="0"/>
                 <w:sz w:val="16"/>
               </w:rPr>
-              <w:t>002012</w:t>
+              <w:t>0 02 012</w:t>
             </w:r>
           </w:p>
         </w:tc>
@@ -1715,7 +1715,7 @@
                 <w:b w:val="0"/>
                 <w:sz w:val="16"/>
               </w:rPr>
-              <w:t>002013</w:t>
+              <w:t>0 02 013</w:t>
             </w:r>
           </w:p>
         </w:tc>
@@ -1879,7 +1879,7 @@
                 <w:b w:val="0"/>
                 <w:sz w:val="16"/>
               </w:rPr>
-              <w:t>002014</w:t>
+              <w:t>0 02 014</w:t>
             </w:r>
           </w:p>
         </w:tc>
@@ -2043,7 +2043,7 @@
                 <w:b w:val="0"/>
                 <w:sz w:val="16"/>
               </w:rPr>
-              <w:t>002015</w:t>
+              <w:t>0 02 015</w:t>
             </w:r>
           </w:p>
         </w:tc>
@@ -2207,7 +2207,7 @@
                 <w:b w:val="0"/>
                 <w:sz w:val="16"/>
               </w:rPr>
-              <w:t>002016</w:t>
+              <w:t>0 02 016</w:t>
             </w:r>
           </w:p>
         </w:tc>
@@ -2371,7 +2371,7 @@
                 <w:b w:val="0"/>
                 <w:sz w:val="16"/>
               </w:rPr>
-              <w:t>002017</w:t>
+              <w:t>0 02 017</w:t>
             </w:r>
           </w:p>
         </w:tc>
@@ -2535,7 +2535,7 @@
                 <w:b w:val="0"/>
                 <w:sz w:val="16"/>
               </w:rPr>
-              <w:t>002019</w:t>
+              <w:t>0 02 019</w:t>
             </w:r>
           </w:p>
         </w:tc>
@@ -2699,7 +2699,7 @@
                 <w:b w:val="0"/>
                 <w:sz w:val="16"/>
               </w:rPr>
-              <w:t>002020</w:t>
+              <w:t>0 02 020</w:t>
             </w:r>
           </w:p>
         </w:tc>
@@ -2863,7 +2863,7 @@
                 <w:b w:val="0"/>
                 <w:sz w:val="16"/>
               </w:rPr>
-              <w:t>002021</w:t>
+              <w:t>0 02 021</w:t>
             </w:r>
           </w:p>
         </w:tc>
@@ -3028,7 +3028,7 @@
                 <w:b w:val="0"/>
                 <w:sz w:val="16"/>
               </w:rPr>
-              <w:t>002022</w:t>
+              <w:t>0 02 022</w:t>
             </w:r>
           </w:p>
         </w:tc>
@@ -3192,7 +3192,7 @@
                 <w:b w:val="0"/>
                 <w:sz w:val="16"/>
               </w:rPr>
-              <w:t>002023</w:t>
+              <w:t>0 02 023</w:t>
             </w:r>
           </w:p>
         </w:tc>
@@ -3356,7 +3356,7 @@
                 <w:b w:val="0"/>
                 <w:sz w:val="16"/>
               </w:rPr>
-              <w:t>002024</w:t>
+              <w:t>0 02 024</w:t>
             </w:r>
           </w:p>
         </w:tc>
@@ -3520,7 +3520,7 @@
                 <w:b w:val="0"/>
                 <w:sz w:val="16"/>
               </w:rPr>
-              <w:t>002025</w:t>
+              <w:t>0 02 025</w:t>
             </w:r>
           </w:p>
         </w:tc>
@@ -3684,7 +3684,7 @@
                 <w:b w:val="0"/>
                 <w:sz w:val="16"/>
               </w:rPr>
-              <w:t>002026</w:t>
+              <w:t>0 02 026</w:t>
             </w:r>
           </w:p>
         </w:tc>
@@ -3848,7 +3848,7 @@
                 <w:b w:val="0"/>
                 <w:sz w:val="16"/>
               </w:rPr>
-              <w:t>002027</w:t>
+              <w:t>0 02 027</w:t>
             </w:r>
           </w:p>
         </w:tc>
@@ -4012,7 +4012,7 @@
                 <w:b w:val="0"/>
                 <w:sz w:val="16"/>
               </w:rPr>
-              <w:t>002028</w:t>
+              <w:t>0 02 028</w:t>
             </w:r>
           </w:p>
         </w:tc>
@@ -4176,7 +4176,7 @@
                 <w:b w:val="0"/>
                 <w:sz w:val="16"/>
               </w:rPr>
-              <w:t>002029</w:t>
+              <w:t>0 02 029</w:t>
             </w:r>
           </w:p>
         </w:tc>
@@ -4340,7 +4340,7 @@
                 <w:b w:val="0"/>
                 <w:sz w:val="16"/>
               </w:rPr>
-              <w:t>002030</w:t>
+              <w:t>0 02 030</w:t>
             </w:r>
           </w:p>
         </w:tc>
@@ -4504,7 +4504,7 @@
                 <w:b w:val="0"/>
                 <w:sz w:val="16"/>
               </w:rPr>
-              <w:t>002031</w:t>
+              <w:t>0 02 031</w:t>
             </w:r>
           </w:p>
         </w:tc>
@@ -4668,7 +4668,7 @@
                 <w:b w:val="0"/>
                 <w:sz w:val="16"/>
               </w:rPr>
-              <w:t>002032</w:t>
+              <w:t>0 02 032</w:t>
             </w:r>
           </w:p>
         </w:tc>
@@ -4832,7 +4832,7 @@
                 <w:b w:val="0"/>
                 <w:sz w:val="16"/>
               </w:rPr>
-              <w:t>002033</w:t>
+              <w:t>0 02 033</w:t>
             </w:r>
           </w:p>
         </w:tc>
@@ -4996,7 +4996,7 @@
                 <w:b w:val="0"/>
                 <w:sz w:val="16"/>
               </w:rPr>
-              <w:t>002034</w:t>
+              <w:t>0 02 034</w:t>
             </w:r>
           </w:p>
         </w:tc>
@@ -5160,7 +5160,7 @@
                 <w:b w:val="0"/>
                 <w:sz w:val="16"/>
               </w:rPr>
-              <w:t>002035</w:t>
+              <w:t>0 02 035</w:t>
             </w:r>
           </w:p>
         </w:tc>
@@ -5324,7 +5324,7 @@
                 <w:b w:val="0"/>
                 <w:sz w:val="16"/>
               </w:rPr>
-              <w:t>002036</w:t>
+              <w:t>0 02 036</w:t>
             </w:r>
           </w:p>
         </w:tc>
@@ -5488,7 +5488,7 @@
                 <w:b w:val="0"/>
                 <w:sz w:val="16"/>
               </w:rPr>
-              <w:t>002037</w:t>
+              <w:t>0 02 037</w:t>
             </w:r>
           </w:p>
         </w:tc>
@@ -5652,7 +5652,7 @@
                 <w:b w:val="0"/>
                 <w:sz w:val="16"/>
               </w:rPr>
-              <w:t>002038</w:t>
+              <w:t>0 02 038</w:t>
             </w:r>
           </w:p>
         </w:tc>
@@ -5816,7 +5816,7 @@
                 <w:b w:val="0"/>
                 <w:sz w:val="16"/>
               </w:rPr>
-              <w:t>002039</w:t>
+              <w:t>0 02 039</w:t>
             </w:r>
           </w:p>
         </w:tc>
@@ -5980,7 +5980,7 @@
                 <w:b w:val="0"/>
                 <w:sz w:val="16"/>
               </w:rPr>
-              <w:t>002040</w:t>
+              <w:t>0 02 040</w:t>
             </w:r>
           </w:p>
         </w:tc>
@@ -6144,7 +6144,7 @@
                 <w:b w:val="0"/>
                 <w:sz w:val="16"/>
               </w:rPr>
-              <w:t>002041</w:t>
+              <w:t>0 02 041</w:t>
             </w:r>
           </w:p>
         </w:tc>
@@ -6308,7 +6308,7 @@
                 <w:b w:val="0"/>
                 <w:sz w:val="16"/>
               </w:rPr>
-              <w:t>002042</w:t>
+              <w:t>0 02 042</w:t>
             </w:r>
           </w:p>
         </w:tc>
@@ -6472,7 +6472,7 @@
                 <w:b w:val="0"/>
                 <w:sz w:val="16"/>
               </w:rPr>
-              <w:t>002044</w:t>
+              <w:t>0 02 044</w:t>
             </w:r>
           </w:p>
         </w:tc>
@@ -6636,7 +6636,7 @@
                 <w:b w:val="0"/>
                 <w:sz w:val="16"/>
               </w:rPr>
-              <w:t>002045</w:t>
+              <w:t>0 02 045</w:t>
             </w:r>
           </w:p>
         </w:tc>
@@ -6800,7 +6800,7 @@
                 <w:b w:val="0"/>
                 <w:sz w:val="16"/>
               </w:rPr>
-              <w:t>002046</w:t>
+              <w:t>0 02 046</w:t>
             </w:r>
           </w:p>
         </w:tc>
@@ -6964,7 +6964,7 @@
                 <w:b w:val="0"/>
                 <w:sz w:val="16"/>
               </w:rPr>
-              <w:t>002047</w:t>
+              <w:t>0 02 047</w:t>
             </w:r>
           </w:p>
         </w:tc>
@@ -7128,7 +7128,7 @@
                 <w:b w:val="0"/>
                 <w:sz w:val="16"/>
               </w:rPr>
-              <w:t>002048</w:t>
+              <w:t>0 02 048</w:t>
             </w:r>
           </w:p>
         </w:tc>
@@ -7292,7 +7292,7 @@
                 <w:b w:val="0"/>
                 <w:sz w:val="16"/>
               </w:rPr>
-              <w:t>002049</w:t>
+              <w:t>0 02 049</w:t>
             </w:r>
           </w:p>
         </w:tc>
@@ -7456,7 +7456,7 @@
                 <w:b w:val="0"/>
                 <w:sz w:val="16"/>
               </w:rPr>
-              <w:t>002050</w:t>
+              <w:t>0 02 050</w:t>
             </w:r>
           </w:p>
         </w:tc>
@@ -7620,7 +7620,7 @@
                 <w:b w:val="0"/>
                 <w:sz w:val="16"/>
               </w:rPr>
-              <w:t>002051</w:t>
+              <w:t>0 02 051</w:t>
             </w:r>
           </w:p>
         </w:tc>
@@ -7784,7 +7784,7 @@
                 <w:b w:val="0"/>
                 <w:sz w:val="16"/>
               </w:rPr>
-              <w:t>002052</w:t>
+              <w:t>0 02 052</w:t>
             </w:r>
           </w:p>
         </w:tc>
@@ -7948,7 +7948,7 @@
                 <w:b w:val="0"/>
                 <w:sz w:val="16"/>
               </w:rPr>
-              <w:t>002053</w:t>
+              <w:t>0 02 053</w:t>
             </w:r>
           </w:p>
         </w:tc>
@@ -8112,7 +8112,7 @@
                 <w:b w:val="0"/>
                 <w:sz w:val="16"/>
               </w:rPr>
-              <w:t>002054</w:t>
+              <w:t>0 02 054</w:t>
             </w:r>
           </w:p>
         </w:tc>
@@ -8276,7 +8276,7 @@
                 <w:b w:val="0"/>
                 <w:sz w:val="16"/>
               </w:rPr>
-              <w:t>002055</w:t>
+              <w:t>0 02 055</w:t>
             </w:r>
           </w:p>
         </w:tc>
@@ -8440,7 +8440,7 @@
                 <w:b w:val="0"/>
                 <w:sz w:val="16"/>
               </w:rPr>
-              <w:t>002056</w:t>
+              <w:t>0 02 056</w:t>
             </w:r>
           </w:p>
         </w:tc>
@@ -8604,7 +8604,7 @@
                 <w:b w:val="0"/>
                 <w:sz w:val="16"/>
               </w:rPr>
-              <w:t>002057</w:t>
+              <w:t>0 02 057</w:t>
             </w:r>
           </w:p>
         </w:tc>
@@ -8768,7 +8768,7 @@
                 <w:b w:val="0"/>
                 <w:sz w:val="16"/>
               </w:rPr>
-              <w:t>002058</w:t>
+              <w:t>0 02 058</w:t>
             </w:r>
           </w:p>
         </w:tc>
@@ -8932,7 +8932,7 @@
                 <w:b w:val="0"/>
                 <w:sz w:val="16"/>
               </w:rPr>
-              <w:t>002059</w:t>
+              <w:t>0 02 059</w:t>
             </w:r>
           </w:p>
         </w:tc>
@@ -9096,7 +9096,7 @@
                 <w:b w:val="0"/>
                 <w:sz w:val="16"/>
               </w:rPr>
-              <w:t>002060</w:t>
+              <w:t>0 02 060</w:t>
             </w:r>
           </w:p>
         </w:tc>
@@ -9260,7 +9260,7 @@
                 <w:b w:val="0"/>
                 <w:sz w:val="16"/>
               </w:rPr>
-              <w:t>002061</w:t>
+              <w:t>0 02 061</w:t>
             </w:r>
           </w:p>
         </w:tc>
@@ -9424,7 +9424,7 @@
                 <w:b w:val="0"/>
                 <w:sz w:val="16"/>
               </w:rPr>
-              <w:t>002062</w:t>
+              <w:t>0 02 062</w:t>
             </w:r>
           </w:p>
         </w:tc>
@@ -9588,7 +9588,7 @@
                 <w:b w:val="0"/>
                 <w:sz w:val="16"/>
               </w:rPr>
-              <w:t>002063</w:t>
+              <w:t>0 02 063</w:t>
             </w:r>
           </w:p>
         </w:tc>
@@ -9752,7 +9752,7 @@
                 <w:b w:val="0"/>
                 <w:sz w:val="16"/>
               </w:rPr>
-              <w:t>002064</w:t>
+              <w:t>0 02 064</w:t>
             </w:r>
           </w:p>
         </w:tc>
@@ -9916,7 +9916,7 @@
                 <w:b w:val="0"/>
                 <w:sz w:val="16"/>
               </w:rPr>
-              <w:t>002065</w:t>
+              <w:t>0 02 065</w:t>
             </w:r>
           </w:p>
         </w:tc>
@@ -10080,7 +10080,7 @@
                 <w:b w:val="0"/>
                 <w:sz w:val="16"/>
               </w:rPr>
-              <w:t>002066</w:t>
+              <w:t>0 02 066</w:t>
             </w:r>
           </w:p>
         </w:tc>
@@ -10244,7 +10244,7 @@
                 <w:b w:val="0"/>
                 <w:sz w:val="16"/>
               </w:rPr>
-              <w:t>002067</w:t>
+              <w:t>0 02 067</w:t>
             </w:r>
           </w:p>
         </w:tc>
@@ -10408,7 +10408,7 @@
                 <w:b w:val="0"/>
                 <w:sz w:val="16"/>
               </w:rPr>
-              <w:t>002070</w:t>
+              <w:t>0 02 070</w:t>
             </w:r>
           </w:p>
         </w:tc>
@@ -10572,7 +10572,7 @@
                 <w:b w:val="0"/>
                 <w:sz w:val="16"/>
               </w:rPr>
-              <w:t>002071</w:t>
+              <w:t>0 02 071</w:t>
             </w:r>
           </w:p>
         </w:tc>
@@ -10736,7 +10736,7 @@
                 <w:b w:val="0"/>
                 <w:sz w:val="16"/>
               </w:rPr>
-              <w:t>002072</w:t>
+              <w:t>0 02 072</w:t>
             </w:r>
           </w:p>
         </w:tc>
@@ -10900,7 +10900,7 @@
                 <w:b w:val="0"/>
                 <w:sz w:val="16"/>
               </w:rPr>
-              <w:t>002080</w:t>
+              <w:t>0 02 080</w:t>
             </w:r>
           </w:p>
         </w:tc>
@@ -11064,7 +11064,7 @@
                 <w:b w:val="0"/>
                 <w:sz w:val="16"/>
               </w:rPr>
-              <w:t>002081</w:t>
+              <w:t>0 02 081</w:t>
             </w:r>
           </w:p>
         </w:tc>
@@ -11228,7 +11228,7 @@
                 <w:b w:val="0"/>
                 <w:sz w:val="16"/>
               </w:rPr>
-              <w:t>002082</w:t>
+              <w:t>0 02 082</w:t>
             </w:r>
           </w:p>
         </w:tc>
@@ -11392,7 +11392,7 @@
                 <w:b w:val="0"/>
                 <w:sz w:val="16"/>
               </w:rPr>
-              <w:t>002083</w:t>
+              <w:t>0 02 083</w:t>
             </w:r>
           </w:p>
         </w:tc>
@@ -11556,7 +11556,7 @@
                 <w:b w:val="0"/>
                 <w:sz w:val="16"/>
               </w:rPr>
-              <w:t>002084</w:t>
+              <w:t>0 02 084</w:t>
             </w:r>
           </w:p>
         </w:tc>
@@ -11720,7 +11720,7 @@
                 <w:b w:val="0"/>
                 <w:sz w:val="16"/>
               </w:rPr>
-              <w:t>002085</w:t>
+              <w:t>0 02 085</w:t>
             </w:r>
           </w:p>
         </w:tc>
@@ -11884,7 +11884,7 @@
                 <w:b w:val="0"/>
                 <w:sz w:val="16"/>
               </w:rPr>
-              <w:t>002086</w:t>
+              <w:t>0 02 086</w:t>
             </w:r>
           </w:p>
         </w:tc>
@@ -12048,7 +12048,7 @@
                 <w:b w:val="0"/>
                 <w:sz w:val="16"/>
               </w:rPr>
-              <w:t>002087</w:t>
+              <w:t>0 02 087</w:t>
             </w:r>
           </w:p>
         </w:tc>
@@ -12212,7 +12212,7 @@
                 <w:b w:val="0"/>
                 <w:sz w:val="16"/>
               </w:rPr>
-              <w:t>002088</w:t>
+              <w:t>0 02 088</w:t>
             </w:r>
           </w:p>
         </w:tc>
@@ -12376,7 +12376,7 @@
                 <w:b w:val="0"/>
                 <w:sz w:val="16"/>
               </w:rPr>
-              <w:t>002091</w:t>
+              <w:t>0 02 091</w:t>
             </w:r>
           </w:p>
         </w:tc>
@@ -12540,7 +12540,7 @@
                 <w:b w:val="0"/>
                 <w:sz w:val="16"/>
               </w:rPr>
-              <w:t>002092</w:t>
+              <w:t>0 02 092</w:t>
             </w:r>
           </w:p>
         </w:tc>
@@ -12704,7 +12704,7 @@
                 <w:b w:val="0"/>
                 <w:sz w:val="16"/>
               </w:rPr>
-              <w:t>002095</w:t>
+              <w:t>0 02 095</w:t>
             </w:r>
           </w:p>
         </w:tc>
@@ -12868,7 +12868,7 @@
                 <w:b w:val="0"/>
                 <w:sz w:val="16"/>
               </w:rPr>
-              <w:t>002096</w:t>
+              <w:t>0 02 096</w:t>
             </w:r>
           </w:p>
         </w:tc>
@@ -13032,7 +13032,7 @@
                 <w:b w:val="0"/>
                 <w:sz w:val="16"/>
               </w:rPr>
-              <w:t>002097</w:t>
+              <w:t>0 02 097</w:t>
             </w:r>
           </w:p>
         </w:tc>
@@ -13196,7 +13196,7 @@
                 <w:b w:val="0"/>
                 <w:sz w:val="16"/>
               </w:rPr>
-              <w:t>002099</w:t>
+              <w:t>0 02 099</w:t>
             </w:r>
           </w:p>
         </w:tc>
@@ -13360,7 +13360,7 @@
                 <w:b w:val="0"/>
                 <w:sz w:val="16"/>
               </w:rPr>
-              <w:t>002100</w:t>
+              <w:t>0 02 100</w:t>
             </w:r>
           </w:p>
         </w:tc>
@@ -13525,7 +13525,7 @@
                 <w:b w:val="0"/>
                 <w:sz w:val="16"/>
               </w:rPr>
-              <w:t>002101</w:t>
+              <w:t>0 02 101</w:t>
             </w:r>
           </w:p>
         </w:tc>
@@ -13689,7 +13689,7 @@
                 <w:b w:val="0"/>
                 <w:sz w:val="16"/>
               </w:rPr>
-              <w:t>002102</w:t>
+              <w:t>0 02 102</w:t>
             </w:r>
           </w:p>
         </w:tc>
@@ -13853,7 +13853,7 @@
                 <w:b w:val="0"/>
                 <w:sz w:val="16"/>
               </w:rPr>
-              <w:t>002103</w:t>
+              <w:t>0 02 103</w:t>
             </w:r>
           </w:p>
         </w:tc>
@@ -14017,7 +14017,7 @@
                 <w:b w:val="0"/>
                 <w:sz w:val="16"/>
               </w:rPr>
-              <w:t>002104</w:t>
+              <w:t>0 02 104</w:t>
             </w:r>
           </w:p>
         </w:tc>
@@ -14181,7 +14181,7 @@
                 <w:b w:val="0"/>
                 <w:sz w:val="16"/>
               </w:rPr>
-              <w:t>002105</w:t>
+              <w:t>0 02 105</w:t>
             </w:r>
           </w:p>
         </w:tc>
@@ -14345,7 +14345,7 @@
                 <w:b w:val="0"/>
                 <w:sz w:val="16"/>
               </w:rPr>
-              <w:t>002106</w:t>
+              <w:t>0 02 106</w:t>
             </w:r>
           </w:p>
         </w:tc>
@@ -14509,7 +14509,7 @@
                 <w:b w:val="0"/>
                 <w:sz w:val="16"/>
               </w:rPr>
-              <w:t>002107</w:t>
+              <w:t>0 02 107</w:t>
             </w:r>
           </w:p>
         </w:tc>
@@ -14673,7 +14673,7 @@
                 <w:b w:val="0"/>
                 <w:sz w:val="16"/>
               </w:rPr>
-              <w:t>002108</w:t>
+              <w:t>0 02 108</w:t>
             </w:r>
           </w:p>
         </w:tc>
@@ -14837,7 +14837,7 @@
                 <w:b w:val="0"/>
                 <w:sz w:val="16"/>
               </w:rPr>
-              <w:t>002109</w:t>
+              <w:t>0 02 109</w:t>
             </w:r>
           </w:p>
         </w:tc>
@@ -15001,7 +15001,7 @@
                 <w:b w:val="0"/>
                 <w:sz w:val="16"/>
               </w:rPr>
-              <w:t>002110</w:t>
+              <w:t>0 02 110</w:t>
             </w:r>
           </w:p>
         </w:tc>
@@ -15165,7 +15165,7 @@
                 <w:b w:val="0"/>
                 <w:sz w:val="16"/>
               </w:rPr>
-              <w:t>002111</w:t>
+              <w:t>0 02 111</w:t>
             </w:r>
           </w:p>
         </w:tc>
@@ -15329,7 +15329,7 @@
                 <w:b w:val="0"/>
                 <w:sz w:val="16"/>
               </w:rPr>
-              <w:t>002112</w:t>
+              <w:t>0 02 112</w:t>
             </w:r>
           </w:p>
         </w:tc>
@@ -15493,7 +15493,7 @@
                 <w:b w:val="0"/>
                 <w:sz w:val="16"/>
               </w:rPr>
-              <w:t>002113</w:t>
+              <w:t>0 02 113</w:t>
             </w:r>
           </w:p>
         </w:tc>
@@ -15657,7 +15657,7 @@
                 <w:b w:val="0"/>
                 <w:sz w:val="16"/>
               </w:rPr>
-              <w:t>002114</w:t>
+              <w:t>0 02 114</w:t>
             </w:r>
           </w:p>
         </w:tc>
@@ -15821,7 +15821,7 @@
                 <w:b w:val="0"/>
                 <w:sz w:val="16"/>
               </w:rPr>
-              <w:t>002115</w:t>
+              <w:t>0 02 115</w:t>
             </w:r>
           </w:p>
         </w:tc>
@@ -15985,7 +15985,7 @@
                 <w:b w:val="0"/>
                 <w:sz w:val="16"/>
               </w:rPr>
-              <w:t>002116</w:t>
+              <w:t>0 02 116</w:t>
             </w:r>
           </w:p>
         </w:tc>
@@ -16149,7 +16149,7 @@
                 <w:b w:val="0"/>
                 <w:sz w:val="16"/>
               </w:rPr>
-              <w:t>002117</w:t>
+              <w:t>0 02 117</w:t>
             </w:r>
           </w:p>
         </w:tc>
@@ -16313,7 +16313,7 @@
                 <w:b w:val="0"/>
                 <w:sz w:val="16"/>
               </w:rPr>
-              <w:t>002118</w:t>
+              <w:t>0 02 118</w:t>
             </w:r>
           </w:p>
         </w:tc>
@@ -16477,7 +16477,7 @@
                 <w:b w:val="0"/>
                 <w:sz w:val="16"/>
               </w:rPr>
-              <w:t>002119</w:t>
+              <w:t>0 02 119</w:t>
             </w:r>
           </w:p>
         </w:tc>
@@ -16641,7 +16641,7 @@
                 <w:b w:val="0"/>
                 <w:sz w:val="16"/>
               </w:rPr>
-              <w:t>002120</w:t>
+              <w:t>0 02 120</w:t>
             </w:r>
           </w:p>
         </w:tc>
@@ -16805,7 +16805,7 @@
                 <w:b w:val="0"/>
                 <w:sz w:val="16"/>
               </w:rPr>
-              <w:t>002121</w:t>
+              <w:t>0 02 121</w:t>
             </w:r>
           </w:p>
         </w:tc>
@@ -16969,7 +16969,7 @@
                 <w:b w:val="0"/>
                 <w:sz w:val="16"/>
               </w:rPr>
-              <w:t>002122</w:t>
+              <w:t>0 02 122</w:t>
             </w:r>
           </w:p>
         </w:tc>
@@ -17133,7 +17133,7 @@
                 <w:b w:val="0"/>
                 <w:sz w:val="16"/>
               </w:rPr>
-              <w:t>002123</w:t>
+              <w:t>0 02 123</w:t>
             </w:r>
           </w:p>
         </w:tc>
@@ -17297,7 +17297,7 @@
                 <w:b w:val="0"/>
                 <w:sz w:val="16"/>
               </w:rPr>
-              <w:t>002124</w:t>
+              <w:t>0 02 124</w:t>
             </w:r>
           </w:p>
         </w:tc>
@@ -17461,7 +17461,7 @@
                 <w:b w:val="0"/>
                 <w:sz w:val="16"/>
               </w:rPr>
-              <w:t>002125</w:t>
+              <w:t>0 02 125</w:t>
             </w:r>
           </w:p>
         </w:tc>
@@ -17625,7 +17625,7 @@
                 <w:b w:val="0"/>
                 <w:sz w:val="16"/>
               </w:rPr>
-              <w:t>002126</w:t>
+              <w:t>0 02 126</w:t>
             </w:r>
           </w:p>
         </w:tc>
@@ -17789,7 +17789,7 @@
                 <w:b w:val="0"/>
                 <w:sz w:val="16"/>
               </w:rPr>
-              <w:t>002127</w:t>
+              <w:t>0 02 127</w:t>
             </w:r>
           </w:p>
         </w:tc>
@@ -17953,7 +17953,7 @@
                 <w:b w:val="0"/>
                 <w:sz w:val="16"/>
               </w:rPr>
-              <w:t>002128</w:t>
+              <w:t>0 02 128</w:t>
             </w:r>
           </w:p>
         </w:tc>
@@ -18117,7 +18117,7 @@
                 <w:b w:val="0"/>
                 <w:sz w:val="16"/>
               </w:rPr>
-              <w:t>002129</w:t>
+              <w:t>0 02 129</w:t>
             </w:r>
           </w:p>
         </w:tc>
@@ -18281,7 +18281,7 @@
                 <w:b w:val="0"/>
                 <w:sz w:val="16"/>
               </w:rPr>
-              <w:t>002130</w:t>
+              <w:t>0 02 130</w:t>
             </w:r>
           </w:p>
         </w:tc>
@@ -18445,7 +18445,7 @@
                 <w:b w:val="0"/>
                 <w:sz w:val="16"/>
               </w:rPr>
-              <w:t>002131</w:t>
+              <w:t>0 02 131</w:t>
             </w:r>
           </w:p>
         </w:tc>
@@ -18609,7 +18609,7 @@
                 <w:b w:val="0"/>
                 <w:sz w:val="16"/>
               </w:rPr>
-              <w:t>002132</w:t>
+              <w:t>0 02 132</w:t>
             </w:r>
           </w:p>
         </w:tc>
@@ -18773,7 +18773,7 @@
                 <w:b w:val="0"/>
                 <w:sz w:val="16"/>
               </w:rPr>
-              <w:t>002133</w:t>
+              <w:t>0 02 133</w:t>
             </w:r>
           </w:p>
         </w:tc>
@@ -18937,7 +18937,7 @@
                 <w:b w:val="0"/>
                 <w:sz w:val="16"/>
               </w:rPr>
-              <w:t>002134</w:t>
+              <w:t>0 02 134</w:t>
             </w:r>
           </w:p>
         </w:tc>
@@ -19101,7 +19101,7 @@
                 <w:b w:val="0"/>
                 <w:sz w:val="16"/>
               </w:rPr>
-              <w:t>002135</w:t>
+              <w:t>0 02 135</w:t>
             </w:r>
           </w:p>
         </w:tc>
@@ -19265,7 +19265,7 @@
                 <w:b w:val="0"/>
                 <w:sz w:val="16"/>
               </w:rPr>
-              <w:t>002136</w:t>
+              <w:t>0 02 136</w:t>
             </w:r>
           </w:p>
         </w:tc>
@@ -19429,7 +19429,7 @@
                 <w:b w:val="0"/>
                 <w:sz w:val="16"/>
               </w:rPr>
-              <w:t>002137</w:t>
+              <w:t>0 02 137</w:t>
             </w:r>
           </w:p>
         </w:tc>
@@ -19593,7 +19593,7 @@
                 <w:b w:val="0"/>
                 <w:sz w:val="16"/>
               </w:rPr>
-              <w:t>002138</w:t>
+              <w:t>0 02 138</w:t>
             </w:r>
           </w:p>
         </w:tc>
@@ -19757,7 +19757,7 @@
                 <w:b w:val="0"/>
                 <w:sz w:val="16"/>
               </w:rPr>
-              <w:t>002139</w:t>
+              <w:t>0 02 139</w:t>
             </w:r>
           </w:p>
         </w:tc>
@@ -19921,7 +19921,7 @@
                 <w:b w:val="0"/>
                 <w:sz w:val="16"/>
               </w:rPr>
-              <w:t>002140</w:t>
+              <w:t>0 02 140</w:t>
             </w:r>
           </w:p>
         </w:tc>
@@ -20086,7 +20086,7 @@
                 <w:b w:val="0"/>
                 <w:sz w:val="16"/>
               </w:rPr>
-              <w:t>002141</w:t>
+              <w:t>0 02 141</w:t>
             </w:r>
           </w:p>
         </w:tc>
@@ -20250,7 +20250,7 @@
                 <w:b w:val="0"/>
                 <w:sz w:val="16"/>
               </w:rPr>
-              <w:t>002142</w:t>
+              <w:t>0 02 142</w:t>
             </w:r>
           </w:p>
         </w:tc>
@@ -20415,7 +20415,7 @@
                 <w:b w:val="0"/>
                 <w:sz w:val="16"/>
               </w:rPr>
-              <w:t>002143</w:t>
+              <w:t>0 02 143</w:t>
             </w:r>
           </w:p>
         </w:tc>
@@ -20579,7 +20579,7 @@
                 <w:b w:val="0"/>
                 <w:sz w:val="16"/>
               </w:rPr>
-              <w:t>002144</w:t>
+              <w:t>0 02 144</w:t>
             </w:r>
           </w:p>
         </w:tc>
@@ -20743,7 +20743,7 @@
                 <w:b w:val="0"/>
                 <w:sz w:val="16"/>
               </w:rPr>
-              <w:t>002145</w:t>
+              <w:t>0 02 145</w:t>
             </w:r>
           </w:p>
         </w:tc>
@@ -20907,7 +20907,7 @@
                 <w:b w:val="0"/>
                 <w:sz w:val="16"/>
               </w:rPr>
-              <w:t>002146</w:t>
+              <w:t>0 02 146</w:t>
             </w:r>
           </w:p>
         </w:tc>
@@ -21071,7 +21071,7 @@
                 <w:b w:val="0"/>
                 <w:sz w:val="16"/>
               </w:rPr>
-              <w:t>002147</w:t>
+              <w:t>0 02 147</w:t>
             </w:r>
           </w:p>
         </w:tc>
@@ -21235,7 +21235,7 @@
                 <w:b w:val="0"/>
                 <w:sz w:val="16"/>
               </w:rPr>
-              <w:t>002148</w:t>
+              <w:t>0 02 148</w:t>
             </w:r>
           </w:p>
         </w:tc>
@@ -21399,7 +21399,7 @@
                 <w:b w:val="0"/>
                 <w:sz w:val="16"/>
               </w:rPr>
-              <w:t>002149</w:t>
+              <w:t>0 02 149</w:t>
             </w:r>
           </w:p>
         </w:tc>
@@ -21563,7 +21563,7 @@
                 <w:b w:val="0"/>
                 <w:sz w:val="16"/>
               </w:rPr>
-              <w:t>002150</w:t>
+              <w:t>0 02 150</w:t>
             </w:r>
           </w:p>
         </w:tc>
@@ -21727,7 +21727,7 @@
                 <w:b w:val="0"/>
                 <w:sz w:val="16"/>
               </w:rPr>
-              <w:t>002151</w:t>
+              <w:t>0 02 151</w:t>
             </w:r>
           </w:p>
         </w:tc>
@@ -21891,7 +21891,7 @@
                 <w:b w:val="0"/>
                 <w:sz w:val="16"/>
               </w:rPr>
-              <w:t>002152</w:t>
+              <w:t>0 02 152</w:t>
             </w:r>
           </w:p>
         </w:tc>
@@ -22056,7 +22056,7 @@
                 <w:b w:val="0"/>
                 <w:sz w:val="16"/>
               </w:rPr>
-              <w:t>002153</w:t>
+              <w:t>0 02 153</w:t>
             </w:r>
           </w:p>
         </w:tc>
@@ -22220,7 +22220,7 @@
                 <w:b w:val="0"/>
                 <w:sz w:val="16"/>
               </w:rPr>
-              <w:t>002154</w:t>
+              <w:t>0 02 154</w:t>
             </w:r>
           </w:p>
         </w:tc>
@@ -22384,7 +22384,7 @@
                 <w:b w:val="0"/>
                 <w:sz w:val="16"/>
               </w:rPr>
-              <w:t>002155</w:t>
+              <w:t>0 02 155</w:t>
             </w:r>
           </w:p>
         </w:tc>
@@ -22548,7 +22548,7 @@
                 <w:b w:val="0"/>
                 <w:sz w:val="16"/>
               </w:rPr>
-              <w:t>002156</w:t>
+              <w:t>0 02 156</w:t>
             </w:r>
           </w:p>
         </w:tc>
@@ -22712,7 +22712,7 @@
                 <w:b w:val="0"/>
                 <w:sz w:val="16"/>
               </w:rPr>
-              <w:t>002157</w:t>
+              <w:t>0 02 157</w:t>
             </w:r>
           </w:p>
         </w:tc>
@@ -22876,7 +22876,7 @@
                 <w:b w:val="0"/>
                 <w:sz w:val="16"/>
               </w:rPr>
-              <w:t>002158</w:t>
+              <w:t>0 02 158</w:t>
             </w:r>
           </w:p>
         </w:tc>
@@ -23040,7 +23040,7 @@
                 <w:b w:val="0"/>
                 <w:sz w:val="16"/>
               </w:rPr>
-              <w:t>002159</w:t>
+              <w:t>0 02 159</w:t>
             </w:r>
           </w:p>
         </w:tc>
@@ -23204,7 +23204,7 @@
                 <w:b w:val="0"/>
                 <w:sz w:val="16"/>
               </w:rPr>
-              <w:t>002160</w:t>
+              <w:t>0 02 160</w:t>
             </w:r>
           </w:p>
         </w:tc>
@@ -23368,7 +23368,7 @@
                 <w:b w:val="0"/>
                 <w:sz w:val="16"/>
               </w:rPr>
-              <w:t>002161</w:t>
+              <w:t>0 02 161</w:t>
             </w:r>
           </w:p>
         </w:tc>
@@ -23532,7 +23532,7 @@
                 <w:b w:val="0"/>
                 <w:sz w:val="16"/>
               </w:rPr>
-              <w:t>002162</w:t>
+              <w:t>0 02 162</w:t>
             </w:r>
           </w:p>
         </w:tc>
@@ -23696,7 +23696,7 @@
                 <w:b w:val="0"/>
                 <w:sz w:val="16"/>
               </w:rPr>
-              <w:t>002163</w:t>
+              <w:t>0 02 163</w:t>
             </w:r>
           </w:p>
         </w:tc>
@@ -23860,7 +23860,7 @@
                 <w:b w:val="0"/>
                 <w:sz w:val="16"/>
               </w:rPr>
-              <w:t>002164</w:t>
+              <w:t>0 02 164</w:t>
             </w:r>
           </w:p>
         </w:tc>
@@ -24024,7 +24024,7 @@
                 <w:b w:val="0"/>
                 <w:sz w:val="16"/>
               </w:rPr>
-              <w:t>002165</w:t>
+              <w:t>0 02 165</w:t>
             </w:r>
           </w:p>
         </w:tc>
@@ -24188,7 +24188,7 @@
                 <w:b w:val="0"/>
                 <w:sz w:val="16"/>
               </w:rPr>
-              <w:t>002166</w:t>
+              <w:t>0 02 166</w:t>
             </w:r>
           </w:p>
         </w:tc>
@@ -24352,7 +24352,7 @@
                 <w:b w:val="0"/>
                 <w:sz w:val="16"/>
               </w:rPr>
-              <w:t>002167</w:t>
+              <w:t>0 02 167</w:t>
             </w:r>
           </w:p>
         </w:tc>
@@ -24516,7 +24516,7 @@
                 <w:b w:val="0"/>
                 <w:sz w:val="16"/>
               </w:rPr>
-              <w:t>002168</w:t>
+              <w:t>0 02 168</w:t>
             </w:r>
           </w:p>
         </w:tc>
@@ -24680,7 +24680,7 @@
                 <w:b w:val="0"/>
                 <w:sz w:val="16"/>
               </w:rPr>
-              <w:t>002169</w:t>
+              <w:t>0 02 169</w:t>
             </w:r>
           </w:p>
         </w:tc>
@@ -24844,7 +24844,7 @@
                 <w:b w:val="0"/>
                 <w:sz w:val="16"/>
               </w:rPr>
-              <w:t>002170</w:t>
+              <w:t>0 02 170</w:t>
             </w:r>
           </w:p>
         </w:tc>
@@ -25008,7 +25008,7 @@
                 <w:b w:val="0"/>
                 <w:sz w:val="16"/>
               </w:rPr>
-              <w:t>002171</w:t>
+              <w:t>0 02 171</w:t>
             </w:r>
           </w:p>
         </w:tc>
@@ -25172,7 +25172,7 @@
                 <w:b w:val="0"/>
                 <w:sz w:val="16"/>
               </w:rPr>
-              <w:t>002172</w:t>
+              <w:t>0 02 172</w:t>
             </w:r>
           </w:p>
         </w:tc>
@@ -25336,7 +25336,7 @@
                 <w:b w:val="0"/>
                 <w:sz w:val="16"/>
               </w:rPr>
-              <w:t>002173</w:t>
+              <w:t>0 02 173</w:t>
             </w:r>
           </w:p>
         </w:tc>
@@ -25501,7 +25501,7 @@
                 <w:b w:val="0"/>
                 <w:sz w:val="16"/>
               </w:rPr>
-              <w:t>002174</w:t>
+              <w:t>0 02 174</w:t>
             </w:r>
           </w:p>
         </w:tc>
@@ -25665,7 +25665,7 @@
                 <w:b w:val="0"/>
                 <w:sz w:val="16"/>
               </w:rPr>
-              <w:t>002175</w:t>
+              <w:t>0 02 175</w:t>
             </w:r>
           </w:p>
         </w:tc>
@@ -25829,7 +25829,7 @@
                 <w:b w:val="0"/>
                 <w:sz w:val="16"/>
               </w:rPr>
-              <w:t>002176</w:t>
+              <w:t>0 02 176</w:t>
             </w:r>
           </w:p>
         </w:tc>
@@ -25993,7 +25993,7 @@
                 <w:b w:val="0"/>
                 <w:sz w:val="16"/>
               </w:rPr>
-              <w:t>002177</w:t>
+              <w:t>0 02 177</w:t>
             </w:r>
           </w:p>
         </w:tc>
@@ -26157,7 +26157,7 @@
                 <w:b w:val="0"/>
                 <w:sz w:val="16"/>
               </w:rPr>
-              <w:t>002178</w:t>
+              <w:t>0 02 178</w:t>
             </w:r>
           </w:p>
         </w:tc>
@@ -26321,7 +26321,7 @@
                 <w:b w:val="0"/>
                 <w:sz w:val="16"/>
               </w:rPr>
-              <w:t>002179</w:t>
+              <w:t>0 02 179</w:t>
             </w:r>
           </w:p>
         </w:tc>
@@ -26485,7 +26485,7 @@
                 <w:b w:val="0"/>
                 <w:sz w:val="16"/>
               </w:rPr>
-              <w:t>002180</w:t>
+              <w:t>0 02 180</w:t>
             </w:r>
           </w:p>
         </w:tc>
@@ -26649,7 +26649,7 @@
                 <w:b w:val="0"/>
                 <w:sz w:val="16"/>
               </w:rPr>
-              <w:t>002181</w:t>
+              <w:t>0 02 181</w:t>
             </w:r>
           </w:p>
         </w:tc>
@@ -26813,7 +26813,7 @@
                 <w:b w:val="0"/>
                 <w:sz w:val="16"/>
               </w:rPr>
-              <w:t>002182</w:t>
+              <w:t>0 02 182</w:t>
             </w:r>
           </w:p>
         </w:tc>
@@ -26977,7 +26977,7 @@
                 <w:b w:val="0"/>
                 <w:sz w:val="16"/>
               </w:rPr>
-              <w:t>002183</w:t>
+              <w:t>0 02 183</w:t>
             </w:r>
           </w:p>
         </w:tc>
@@ -27141,7 +27141,7 @@
                 <w:b w:val="0"/>
                 <w:sz w:val="16"/>
               </w:rPr>
-              <w:t>002184</w:t>
+              <w:t>0 02 184</w:t>
             </w:r>
           </w:p>
         </w:tc>
@@ -27305,7 +27305,7 @@
                 <w:b w:val="0"/>
                 <w:sz w:val="16"/>
               </w:rPr>
-              <w:t>002185</w:t>
+              <w:t>0 02 185</w:t>
             </w:r>
           </w:p>
         </w:tc>
@@ -27469,7 +27469,7 @@
                 <w:b w:val="0"/>
                 <w:sz w:val="16"/>
               </w:rPr>
-              <w:t>002186</w:t>
+              <w:t>0 02 186</w:t>
             </w:r>
           </w:p>
         </w:tc>
@@ -27633,7 +27633,7 @@
                 <w:b w:val="0"/>
                 <w:sz w:val="16"/>
               </w:rPr>
-              <w:t>002187</w:t>
+              <w:t>0 02 187</w:t>
             </w:r>
           </w:p>
         </w:tc>
@@ -27797,7 +27797,7 @@
                 <w:b w:val="0"/>
                 <w:sz w:val="16"/>
               </w:rPr>
-              <w:t>002188</w:t>
+              <w:t>0 02 188</w:t>
             </w:r>
           </w:p>
         </w:tc>
@@ -27961,7 +27961,7 @@
                 <w:b w:val="0"/>
                 <w:sz w:val="16"/>
               </w:rPr>
-              <w:t>002189</w:t>
+              <w:t>0 02 189</w:t>
             </w:r>
           </w:p>
         </w:tc>
@@ -28125,7 +28125,7 @@
                 <w:b w:val="0"/>
                 <w:sz w:val="16"/>
               </w:rPr>
-              <w:t>002190</w:t>
+              <w:t>0 02 190</w:t>
             </w:r>
           </w:p>
         </w:tc>
@@ -28289,7 +28289,7 @@
                 <w:b w:val="0"/>
                 <w:sz w:val="16"/>
               </w:rPr>
-              <w:t>002191</w:t>
+              <w:t>0 02 191</w:t>
             </w:r>
           </w:p>
         </w:tc>

--- a/docx/ru/BUFRCREX_TableB_ru_02.docx
+++ b/docx/ru/BUFRCREX_TableB_ru_02.docx
@@ -33356,207 +33356,7 @@
           <w:i/>
           <w:sz w:val="14"/>
         </w:rPr>
-        <w:t>Note 23: Значение осадков –0,1 кг·м-2 до масштабирования (–1 после масштабирования или в коде CREX) должно указывать на «следы» осадков (не поддающиеся измерению, менее 0,05 кг·м-2).</w:t>
-      </w:r>
-    </w:p>
-    <w:p>
-      <w:r>
-        <w:rPr>
-          <w:rFonts w:ascii="Verdana" w:hAnsi="Verdana"/>
-          <w:i/>
-          <w:sz w:val="14"/>
-        </w:rPr>
-        <w:t>Note 25: Ранее определенное значение может быть отменено путем передачи «отсутствующего значения» из соответствующей кодовой таблицы или таблицы флагов.</w:t>
-      </w:r>
-    </w:p>
-    <w:p>
-      <w:r>
-        <w:rPr>
-          <w:rFonts w:ascii="Verdana" w:hAnsi="Verdana"/>
-          <w:i/>
-          <w:sz w:val="14"/>
-        </w:rPr>
-        <w:t>Note 27: Все время дается во Всемирном скоординированном времени (ВСВ), если не предусмотрено иного.</w:t>
-      </w:r>
-    </w:p>
-    <w:p>
-      <w:r>
-        <w:rPr>
-          <w:rFonts w:ascii="Verdana" w:hAnsi="Verdana"/>
-          <w:i/>
-          <w:sz w:val="14"/>
-        </w:rPr>
-        <w:t>Note 32: Пеленг или азимут следует использовать только для установленного местоположения и не должен переопределять это местоположение.</w:t>
-      </w:r>
-    </w:p>
-    <w:p>
-      <w:r>
-        <w:rPr>
-          <w:rFonts w:ascii="Verdana" w:hAnsi="Verdana"/>
-          <w:i/>
-          <w:sz w:val="14"/>
-        </w:rPr>
-        <w:t>Note 62: Расстояние следует использовать только для установленного местоположения, а также пеленга, азимута или превышения; оно не должно переопределять это местоположение.</w:t>
-      </w:r>
-    </w:p>
-    <w:p>
-      <w:r>
-        <w:rPr>
-          <w:rFonts w:ascii="Verdana" w:hAnsi="Verdana"/>
-          <w:i/>
-          <w:sz w:val="14"/>
-        </w:rPr>
-        <w:t>Note 63: Приходящей радиации следует присваивать положительные значения.</w:t>
-      </w:r>
-    </w:p>
-    <w:p>
-      <w:r>
-        <w:rPr>
-          <w:rFonts w:ascii="Verdana" w:hAnsi="Verdana"/>
-          <w:i/>
-          <w:sz w:val="14"/>
-        </w:rPr>
-        <w:t>Note 64: Для компонент w, направленных вниз, следует выделять положительные значения с единицами измерения в Па·с-1.</w:t>
-      </w:r>
-    </w:p>
-    <w:p>
-      <w:r>
-        <w:rPr>
-          <w:rFonts w:ascii="Verdana" w:hAnsi="Verdana"/>
-          <w:i/>
-          <w:sz w:val="14"/>
-        </w:rPr>
-        <w:t>Note 66: Увеличение широты с востока на запад следует выражать отрицательным значением.</w:t>
-      </w:r>
-    </w:p>
-    <w:p>
-      <w:r>
-        <w:rPr>
-          <w:rFonts w:ascii="Verdana" w:hAnsi="Verdana"/>
-          <w:i/>
-          <w:sz w:val="14"/>
-        </w:rPr>
-        <w:t>Note 75: Для дескрипторов кода CREX F = B, а не 0.</w:t>
-      </w:r>
-    </w:p>
-    <w:p>
-      <w:r>
-        <w:rPr>
-          <w:rFonts w:ascii="Verdana" w:hAnsi="Verdana"/>
-          <w:i/>
-          <w:sz w:val="14"/>
-        </w:rPr>
-        <w:t>Note 92: Для однозначного различения случаев отсутствия данных и насыщенных пикселей, n-битовые данные об изображении следует кодировать, используя длину данных n+1. Когда такого дескриптора еще нет в классе 30, дескриптор оператора 2 01 YYY следует использовать для изменения длины данных существующей позиции, по мере необходимости.</w:t>
-      </w:r>
-    </w:p>
-    <w:p>
-      <w:r>
-        <w:rPr>
-          <w:rFonts w:ascii="Verdana" w:hAnsi="Verdana"/>
-          <w:i/>
-          <w:sz w:val="14"/>
-        </w:rPr>
-        <w:t>Note 105: Негативные временные периоды или отклонения следует использовать для указания временных периодов или отклонений, предшествующих определенному текущему времени.</w:t>
-      </w:r>
-    </w:p>
-    <w:p>
-      <w:r>
-        <w:rPr>
-          <w:rFonts w:ascii="Verdana" w:hAnsi="Verdana"/>
-          <w:i/>
-          <w:sz w:val="14"/>
-        </w:rPr>
-        <w:t>Note 110: Увеличение широты с севера на юг следует выражать отрицательными значениями.</w:t>
-      </w:r>
-    </w:p>
-    <w:p>
-      <w:r>
-        <w:rPr>
-          <w:rFonts w:ascii="Verdana" w:hAnsi="Verdana"/>
-          <w:i/>
-          <w:sz w:val="14"/>
-        </w:rPr>
-        <w:t>Note 115: Длина данных пикселя может быть изменена с помощью дескриптора 2 01 YYY.</w:t>
-      </w:r>
-    </w:p>
-    <w:p>
-      <w:r>
-        <w:rPr>
-          <w:rFonts w:ascii="Verdana" w:hAnsi="Verdana"/>
-          <w:i/>
-          <w:sz w:val="14"/>
-        </w:rPr>
         <w:t>Note 121: Некоторые указания ожидаемой точности могут в неявной форме содержаться в ряде элементов данного класса.</w:t>
-      </w:r>
-    </w:p>
-    <w:p>
-      <w:r>
-        <w:rPr>
-          <w:rFonts w:ascii="Verdana" w:hAnsi="Verdana"/>
-          <w:i/>
-          <w:sz w:val="14"/>
-        </w:rPr>
-        <w:t>Note 122: Южную широту следует выражать отрицательными значениями.</w:t>
-      </w:r>
-    </w:p>
-    <w:p>
-      <w:r>
-        <w:rPr>
-          <w:rFonts w:ascii="Verdana" w:hAnsi="Verdana"/>
-          <w:i/>
-          <w:sz w:val="14"/>
-        </w:rPr>
-        <w:t>Note 123: Для компонент v, направленных с юга на север, следует выделять положительные значения.</w:t>
-      </w:r>
-    </w:p>
-    <w:p>
-      <w:r>
-        <w:rPr>
-          <w:rFonts w:ascii="Verdana" w:hAnsi="Verdana"/>
-          <w:i/>
-          <w:sz w:val="14"/>
-        </w:rPr>
-        <w:t>Note 126: Направление приземного ветра, измеренное на станции в пределах 1° от Северного полюса или в пределах 1° от Южного полюса, следует сообщать таким образом, чтобы азимутальный круг был выровнен с нулем прибора, соответствуя 0° по Гринвичскому меридиану.</w:t>
-      </w:r>
-    </w:p>
-    <w:p>
-      <w:r>
-        <w:rPr>
-          <w:rFonts w:ascii="Verdana" w:hAnsi="Verdana"/>
-          <w:i/>
-          <w:sz w:val="14"/>
-        </w:rPr>
-        <w:t>Note 140: Размер элемента изображения на горизонтали — 1 приводится в положении, где масштабный коэффициент карты равен единице.</w:t>
-      </w:r>
-    </w:p>
-    <w:p>
-      <w:r>
-        <w:rPr>
-          <w:rFonts w:ascii="Verdana" w:hAnsi="Verdana"/>
-          <w:i/>
-          <w:sz w:val="14"/>
-        </w:rPr>
-        <w:t>Note 141: Размер элемента изображения на горизонтали — 2 указывается в положении, где масштабный коэффициент карты равен единице.</w:t>
-      </w:r>
-    </w:p>
-    <w:p>
-      <w:r>
-        <w:rPr>
-          <w:rFonts w:ascii="Verdana" w:hAnsi="Verdana"/>
-          <w:i/>
-          <w:sz w:val="14"/>
-        </w:rPr>
-        <w:t>Note 145: Значение временных периодов или отклонений может быть указано с использованием значений времени в коде, соответствующем табличной ссылке 0 08 021.</w:t>
-      </w:r>
-    </w:p>
-    <w:p>
-      <w:r>
-        <w:rPr>
-          <w:rFonts w:ascii="Verdana" w:hAnsi="Verdana"/>
-          <w:i/>
-          <w:sz w:val="14"/>
-        </w:rPr>
-        <w:t>Note 149: При использовании с прогнозируемыми величинами временное местоположение должно указывать время исходного состояния или начала для прогностического периода; при использовании с множеством средних прогностических значений временное местоположение должно указывать исходное состояние или начало первого прогноза, по которому получены множественные средние.</w:t>
       </w:r>
     </w:p>
     <w:p>
@@ -33577,136 +33377,6 @@
           <w:sz w:val="14"/>
         </w:rPr>
         <w:t>Note 156: Данный класс должен содержать элементы описания приборов, используемых для получения сообщаемых метеорологических элементов.</w:t>
-      </w:r>
-    </w:p>
-    <w:p>
-      <w:r>
-        <w:rPr>
-          <w:rFonts w:ascii="Verdana" w:hAnsi="Verdana"/>
-          <w:i/>
-          <w:sz w:val="14"/>
-        </w:rPr>
-        <w:t>Note 158: Прежде чем использовать временные периоды или отклонения и временные инкременты, необходимо определить исходное временное местоположение, за которым, по мере необходимости, следует определение значимости времени.</w:t>
-      </w:r>
-    </w:p>
-    <w:p>
-      <w:r>
-        <w:rPr>
-          <w:rFonts w:ascii="Verdana" w:hAnsi="Verdana"/>
-          <w:i/>
-          <w:sz w:val="14"/>
-        </w:rPr>
-        <w:t>Note 160: Уходящей радиации следует присваивать отрицательные значения.</w:t>
-      </w:r>
-    </w:p>
-    <w:p>
-      <w:r>
-        <w:rPr>
-          <w:rFonts w:ascii="Verdana" w:hAnsi="Verdana"/>
-          <w:i/>
-          <w:sz w:val="14"/>
-        </w:rPr>
-        <w:t>Note 161: Для компонент w, направленных вверх, следует выделять положительные значения с единицами измерения в м·с-1.</w:t>
-      </w:r>
-    </w:p>
-    <w:p>
-      <w:r>
-        <w:rPr>
-          <w:rFonts w:ascii="Verdana" w:hAnsi="Verdana"/>
-          <w:i/>
-          <w:sz w:val="14"/>
-        </w:rPr>
-        <w:t>Note 162: Пригодные диапазоны, использованные выше: 1011–1019 Бк для выбросов; 10-2–107 Бк и 10-2–107 мЗв для концентраций и доз.</w:t>
-      </w:r>
-    </w:p>
-    <w:p>
-      <w:r>
-        <w:rPr>
-          <w:rFonts w:ascii="Verdana" w:hAnsi="Verdana"/>
-          <w:i/>
-          <w:sz w:val="14"/>
-        </w:rPr>
-        <w:t>Note 163: Величины широты и приращений широты ограничены диапазоном от –90 до +90 градусов.</w:t>
-      </w:r>
-    </w:p>
-    <w:p>
-      <w:r>
-        <w:rPr>
-          <w:rFonts w:ascii="Verdana" w:hAnsi="Verdana"/>
-          <w:i/>
-          <w:sz w:val="14"/>
-        </w:rPr>
-        <w:t>Note 164: Величины долготы ограничены диапазоном от –180 до +180 градусов.</w:t>
-      </w:r>
-    </w:p>
-    <w:p>
-      <w:r>
-        <w:rPr>
-          <w:rFonts w:ascii="Verdana" w:hAnsi="Verdana"/>
-          <w:i/>
-          <w:sz w:val="14"/>
-        </w:rPr>
-        <w:t>Note 165: Вертикальные элементы и давление следует использовать для определения значений этих элементов независимо от элемента или переменной, означающей вертикальную координату.</w:t>
-      </w:r>
-    </w:p>
-    <w:p>
-      <w:r>
-        <w:rPr>
-          <w:rFonts w:ascii="Verdana" w:hAnsi="Verdana"/>
-          <w:i/>
-          <w:sz w:val="14"/>
-        </w:rPr>
-        <w:t>Note 166: Западная долгота выражается отрицательными величинами.</w:t>
-      </w:r>
-    </w:p>
-    <w:p>
-      <w:r>
-        <w:rPr>
-          <w:rFonts w:ascii="Verdana" w:hAnsi="Verdana"/>
-          <w:i/>
-          <w:sz w:val="14"/>
-        </w:rPr>
-        <w:t>Note 167: Для компонент u, направленных с запада на восток, следует выделять положительные значения.</w:t>
-      </w:r>
-    </w:p>
-    <w:p>
-      <w:r>
-        <w:rPr>
-          <w:rFonts w:ascii="Verdana" w:hAnsi="Verdana"/>
-          <w:i/>
-          <w:sz w:val="14"/>
-        </w:rPr>
-        <w:t>Note 176: Там, где в колонку «НАЗВАНИЕ ЭЛЕМЕНТА» вводится выражение «на указанной высоте и за указанный период», соответствующее вертикальное местоположение должно быть определено с использованием дескрипторов из класса 07 совместно с соответствующим периодом с использованием дескрипторов из класса 04.</w:t>
-      </w:r>
-    </w:p>
-    <w:p>
-      <w:r>
-        <w:rPr>
-          <w:rFonts w:ascii="Verdana" w:hAnsi="Verdana"/>
-          <w:i/>
-          <w:sz w:val="14"/>
-        </w:rPr>
-        <w:t>Note 178: Там, где величины суммируются или усредняются (например, за временной период), общее число значений, из которых получается сумма или среднее значение, может быть представлено с использованием ссылки 0 08 022.</w:t>
-      </w:r>
-    </w:p>
-    <w:p>
-      <w:r>
-        <w:rPr>
-          <w:rFonts w:ascii="Verdana" w:hAnsi="Verdana"/>
-          <w:i/>
-          <w:sz w:val="14"/>
-        </w:rPr>
-        <w:t>Note 179: Стандарты ветровых данных: Скорость Направление; Наблюдение отсутствует Отсутствует Отсутствует; Штиль 0 0; Обычное наблюдение &gt;0 1°–360°; Только скорость &gt;0 Отсутствует; Только направление Отсутствует 1°–360°; «Слабый и переменный» &gt;0 0</w:t>
-      </w:r>
-    </w:p>
-    <w:p>
-      <w:r>
-        <w:rPr>
-          <w:rFonts w:ascii="Verdana" w:hAnsi="Verdana"/>
-          <w:i/>
-          <w:sz w:val="14"/>
-        </w:rPr>
-        <w:t>Note 180: Стандарты сообщения о ветровых волнах и волнении: Наблюдения Скорость Направление; Нет наблюдений Отсутствует Отсутствует; Штиль 0 0; Обычное наблюдение &gt;0 1–360; Только скорость &gt;0 Отсутствует; Только направление Отсутствует 1–360; «Легкий и переменный» &gt;0 0</w:t>
       </w:r>
     </w:p>
     <w:sectPr>
